--- a/Study-Plan/07_Month_06_Interview_Launch.docx
+++ b/Study-Plan/07_Month_06_Interview_Launch.docx
@@ -17,7 +17,7 @@
       </w:pPr>
       <w:r>
         <w:rPr/>
-        <w:t xml:space="preserve">Document 07 of 15 - Weeks 21 to 24. Applications start. Learning does not stop.</w:t>
+        <w:t xml:space="preserve">Document 07 - Weeks 21 to 24. Applications start. Learning does not stop.</w:t>
       </w:r>
     </w:p>
     <w:p>
